--- a/example_articles/immigration_status/Unspecified/5.immigration_status_Unspecified_Other_publisher.docx
+++ b/example_articles/immigration_status/Unspecified/5.immigration_status_Unspecified_Other_publisher.docx
@@ -29,17 +29,17 @@
     </w:p>
     <w:p>
       <w:r>
-        <w:t>Source File: Other publishers/Files (500) (25).DOCX</w:t>
+        <w:t>Source file: Other publishers/Files (500) (25).DOCX</w:t>
       </w:r>
     </w:p>
     <w:p>
       <w:r>
-        <w:t>Raw immigration_status result: NA</w:t>
+        <w:t>Raw immigration status result, 'immigration_status': NA</w:t>
       </w:r>
     </w:p>
     <w:p>
       <w:r>
-        <w:t>immigration_status_stand (Standardized): Unspecified</w:t>
+        <w:t>Standardized immigration status result, 'immigration_status_stand': Unspecified</w:t>
       </w:r>
     </w:p>
     <w:p>

--- a/example_articles/immigration_status/Unspecified/5.immigration_status_Unspecified_Other_publisher.docx
+++ b/example_articles/immigration_status/Unspecified/5.immigration_status_Unspecified_Other_publisher.docx
@@ -7,9 +7,7 @@
         <w:pStyle w:val="Heading1"/>
       </w:pPr>
       <w:r>
-        <w:t>Texas school earns its 'cool';</w:t>
-        <w:br/>
-        <w:t>District sees hope in fairer funding plan</w:t>
+        <w:t>Couple's life was a mirage</w:t>
       </w:r>
     </w:p>
     <w:p>
@@ -19,7 +17,7 @@
     </w:p>
     <w:p>
       <w:r>
-        <w:t>Date: 1990-08-28</w:t>
+        <w:t>Date: 1990-01-10</w:t>
       </w:r>
     </w:p>
     <w:p>
@@ -51,61 +49,57 @@
     </w:p>
     <w:p>
       <w:r>
-        <w:t>A red-and-white banner boasting ''This School is Cool'' over the entrance to Edgewood High will have new meaning to the 1,200 students arriving for the start of classes today.</w:t>
+        <w:t>Charles Stuart lies cold and quiet in Woodlawn Cemetery's Plot 1445, but almost no one is willing to let him or the murder of his pregnant wife Carol lie in peace.</w:t>
         <w:br/>
-        <w:t>Built in 1954, Edgewood is getting its first air conditioning, and just in time: Today's forecast is for a high near 98.</w:t>
+        <w:t>The shooting of Stuart's wife, his earlier tale that a black assailant was to blame, then his leap last Thursday off the Tobin Bridge after his brother made him the top suspect in his wife's murder has captivated a nation hungry for missing pieces of the sordid puzzle.</w:t>
         <w:br/>
-        <w:t>The 50 window air conditioners are the first spoils of Edgewood's long fight for equal educational funding.</w:t>
+        <w:t>''I think all the answers went down in the Mystic River'' where Charles Stuart died, said Kathy King, a neighbor.</w:t>
         <w:br/>
-        <w:t>''We undertook a battle that many people said we wouldn't win,'' says James Vasquez, 56, superintendent of Edgewood Independent School District. ''But we're stubborn people, proud people. A little backwater district like Edgewood has led the fight for better education in Texas.''</w:t>
+        <w:t>What is it about the case that ''tugged at every emotion,'' as Joyce Brothers puts it?</w:t>
         <w:br/>
-        <w:t>The district, with 25 schools and 15,000 pupils, most of them Hispanic, is getting $ 6 million more from the state this year after winning a landmark case to change school financing.</w:t>
+        <w:t>''It has all the elements,'' Brothers said, ''murder, romantic entanglements, money, mystery.'' And anger.</w:t>
         <w:br/>
-        <w:t>The state Supreme Court ruled unanimously last fall that the school funding system was unconstitutional and ordered the Legislature to fix it.</w:t>
+        <w:t>''People are very angry that their emotions were manipulated. People very much resent being made a fool of and many people were very upset by this.''</w:t>
         <w:br/>
-        <w:t>Edgewood and other school systems had sued, saying the state's 100 poorest districts had an average of $ 2,978 per pupil a year, compared with $ 7,233 in the 100 wealthiest.</w:t>
+        <w:t>After Charles used his car phone to beg for help during the shooting, the story seemed a tragic end for what the media dubbed the ''Camelot couple.''</w:t>
         <w:br/>
-        <w:t>Such disparities have been found elsewhere. In June, New Jersey became the 12th state where courts overturned school financing systems. Nine more states have cases pending, and the 1990s may bring the battle to other spots.</w:t>
+        <w:t>''Theoretically,'' said Brothers, ''they were very much in love … coming back from a natural childbirth class - from what was supposed to have been the happiest moment in their lives.''</w:t>
         <w:br/>
-        <w:t>''Recent victories by plaintiffs in Montana, Texas, Kentucky and New Jersey have inspired poor school districts to attempt to seek similar decisions from their respective state courts,'' says Arthur Wise, author of a report called ''Rich Schools, Poor Schools.''</w:t>
+        <w:t>Now, Carol Stuart's family talks about the mirage of her ''totally happy life.''</w:t>
         <w:br/>
-        <w:t>Nowhere has the fight required more vigilance than in Texas, where old ways are pitted against a skyrocketing Hispanic population that is beginning to assert itself.</w:t>
+        <w:t>''It's unbelievable, we never would have guessed it in a million years,'' said her brother, Carl DiMaiti.</w:t>
         <w:br/>
-        <w:t>''It's like the death throes of a drowning man,'' says Vasquez. ''There's a lot of jerking and kicking as the old Texas fades into the sunset.''</w:t>
+        <w:t>''She was a little Cinderella,'' said Carol Dunn, who worked with Carol Stuart at Suffolk University Law School in Boston in 1983. ''She was a shining light. She was so bubbly. I never saw her in a bad mood.''</w:t>
         <w:br/>
-        <w:t>It took eight months and three special legislative sessions to work out a $ 528 million emergency funding plan.</w:t>
+        <w:t>Dark-haired and petite, Carol Stuart, 30, worried about her weight and always ate salads. Mostly, Dunn said, ''she worried about other people and took care of them.''</w:t>
         <w:br/>
-        <w:t>Gov. Bill Clements, who vetoed two funding bills, finally OK'd the plan after a judge said he would act like Robin Hood, taking from rich schools and giving to poor.</w:t>
+        <w:t>Dunn was especially impressed with Carol Stuart's close relationship with her family and then-boyfriend. Charles Stuart, a former altar boy, was as quiet as she was outgoing, says Dunn.</w:t>
         <w:br/>
-        <w:t>The plan raises the state sales tax a quarter-cent to fund poor districts without taking from well-off schools. But it fails to equalize funding.</w:t>
+        <w:t>Remy Sharrillo, 69, of Medford, who knew Carol since she was 15, said her parents never wanted her to marry Charles.</w:t>
         <w:br/>
-        <w:t>Rich districts get more tax money from high property values and industry. Poor districts usually have higher tax rates.</w:t>
+        <w:t>''He was a dishwasher,'' said Sharrillo. ''The father didn't like him at all and the wife wasn't that crazy about him either. They finally gave in. … She idolized the guy. She was nuts about him.''</w:t>
         <w:br/>
-        <w:t>Edgewood, a working-class area with little industry, high unemployment and home values in the $ 20,000 range, must raise its property tax rate 21% to meet its part of the plan.</w:t>
+        <w:t>At the couple's slate-blue split-level on Reading's Harvest Street, a wreath with little blue teddy bears still hangs on the door. The light above the front door is on.</w:t>
         <w:br/>
-        <w:t>Edgewood and 12 other districts are asking the court to order the Legislature to find a better system. A ruling is due by October.</w:t>
+        <w:t>The Revere neighborhood where Charles Stuart grew up is a tight-knit enclave of mostly working-class Irish families. Most have lived there for generations; many are related. Children play in the street while their parents socialize.</w:t>
         <w:br/>
-        <w:t>With the new money already won, Edgewood has hiked teacher pay 8%. The rest is going for computers for fifth graders, air conditioners at Edgewood High and Stafford Elementary, science lab ventilation systems and construction at several schools.</w:t>
+        <w:t>''I feel bad for the family, because Charlie (Sr.) and Dot are nice people,'' says King, who lives behind the Stuarts. ''They're honest people. They didn't do anything wrong and they can't even walk out the door.''</w:t>
         <w:br/>
-        <w:t>But there are few foreign language classes at the three high schools, and and sports facilities are inadequate.</w:t>
+        <w:t>Neighbor Joanne Bogus, who has lived two houses down from the Stuarts for 14 years, said the Stuart boys were always together and that neighborhood children ''looked up to Chuckie (Charles Jr.).''</w:t>
         <w:br/>
-        <w:t>Teachers say shortcomings are obvious to students when they go to other schools for academic and sports contests.</w:t>
+        <w:t>King described Charles as the kind of boy who would shovel the snow off an elderly neighbor's steps in the winter. That he could have grown up to be a cold, calculated killer is hard to believe, she said.</w:t>
         <w:br/>
-        <w:t>''They ask, 'Why don't we have tennis courts, why don't we have a track, why don't we have a complete football field?' '' says Margaret Arevalo, who has taught math for 17 years in the district.</w:t>
+        <w:t>''It's really bizarre. This is definitely going to be a movie someday - it's better than the soap operas.''</w:t>
         <w:br/>
-        <w:t>Parents first sued in 1968, claiming the Texas public school funding system was unconstitutional. The U.S. Supreme Court ruled the U.S. Constitution doesn't address equal education.</w:t>
+        <w:t>''Not once did Chuck Stuart give us any reason to believe he was anything but honest,'' said Jay Kakas, the owner at the fur store where Stuart worked. ''If he had, he would have been out of here long ago. Like everyone else, we were duped.''</w:t>
         <w:br/>
-        <w:t>But the Texas Constitution guarantees an ''efficient system of education,'' and in 1984, Edgewood took it to state court.</w:t>
-        <w:br/>
-        <w:t>Says Demetrio Rodriguez, 64, whose name was on the initial federal suit: ''We're pioneers in bringing out the problems of school funding. But we're not through. … Education belongs to all the citizens of Texas, not just rich ones.''</w:t>
-        <w:br/>
-        <w:t>Contributing: Anne Carey.</w:t>
+        <w:t>Contributing: Steve Marshall, John Larrabee.</w:t>
         <w:br/>
         <w:br/>
         <w:t>Notes</w:t>
         <w:br/>
         <w:br/>
-        <w:t>Accompanying story; Heat is up, violence too, as schools open doors</w:t>
+        <w:t>Accompanies; Mayor; Boston's 'moving on'</w:t>
         <w:br/>
         <w:br/>
         <w:t>Graphic</w:t>
@@ -113,11 +107,11 @@
         <w:br/>
         <w:t xml:space="preserve"> </w:t>
         <w:br/>
-        <w:t>b/w, Marty Baumann, USA TODAY (map, Texas); PHOTO; b/w, Bill Albrecht (James Vasquez)</w:t>
+        <w:t>PHOTO; b/w, Mark Garfinkel, AP (Murder Cases, boat and divers); PHOTO; b/w, AP (Murder Cases, Carol Stuart)</w:t>
         <w:br/>
         <w:t xml:space="preserve"> </w:t>
         <w:br/>
-        <w:t>CUTLINE: MORE TO GO AROUND: Edgewood school Superintendent James Vasquez stands at Hoelscher Elementary School, where new funding is being used for construction.</w:t>
+        <w:t>CUTLINE: SEEKING EVIDENCE: A diver hands a container to officials aboard a Boston police boat in the Pines River Tuesday. Police announced they may have found the weapon used in the Stuart case. CUTLINE: CAROL Stuart: Family described her as a woman with a totally happy life.'</w:t>
       </w:r>
     </w:p>
     <w:sectPr>

--- a/example_articles/immigration_status/Unspecified/5.immigration_status_Unspecified_Other_publisher.docx
+++ b/example_articles/immigration_status/Unspecified/5.immigration_status_Unspecified_Other_publisher.docx
@@ -7,7 +7,7 @@
         <w:pStyle w:val="Heading1"/>
       </w:pPr>
       <w:r>
-        <w:t>Couple's life was a mirage</w:t>
+        <w:t>Obama hails life story, record; Fierce debate about her views expected</w:t>
       </w:r>
     </w:p>
     <w:p>
@@ -17,17 +17,17 @@
     </w:p>
     <w:p>
       <w:r>
-        <w:t>Date: 1990-01-10</w:t>
+        <w:t>Date: 2009-05-27</w:t>
       </w:r>
     </w:p>
     <w:p>
       <w:r>
-        <w:t>Section: NEWS; Pg. 3A</w:t>
+        <w:t>Section: NEWS; Pg. 1A</w:t>
       </w:r>
     </w:p>
     <w:p>
       <w:r>
-        <w:t>Source file: Other publishers/Files (500) (25).DOCX</w:t>
+        <w:t>Source file: Other publishers/Files (500) (12).DOCX</w:t>
       </w:r>
     </w:p>
     <w:p>
@@ -49,69 +49,21 @@
     </w:p>
     <w:p>
       <w:r>
-        <w:t>Charles Stuart lies cold and quiet in Woodlawn Cemetery's Plot 1445, but almost no one is willing to let him or the murder of his pregnant wife Carol lie in peace.</w:t>
+        <w:t>WASHINGTON -- President Obama's historic nomination Tuesday of federal appeals Judge Sonia Sotomayor to the Supreme Court paves the way for a heated summer debate on the role her gender, Hispanic roots and working-class Bronx background should play in her rulings.</w:t>
         <w:br/>
-        <w:t>The shooting of Stuart's wife, his earlier tale that a black assailant was to blame, then his leap last Thursday off the Tobin Bridge after his brother made him the top suspect in his wife's murder has captivated a nation hungry for missing pieces of the sordid puzzle.</w:t>
+        <w:t>Obama heralded Sotomayor's life story, judicial record and "experience being tested by obstacles and barriers" as reasons for Senate confirmation. Conservatives, including the Committee for Justice, said she has wrongly inserted her personal views into rulings.</w:t>
         <w:br/>
-        <w:t>''I think all the answers went down in the Mystic River'' where Charles Stuart died, said Kathy King, a neighbor.</w:t>
+        <w:t>Conservatives such as Jay Sekulow of the American Center for Law and Justice said Democrats, on the verge of controlling 60 of 100 Senate votes, have the upper hand on confirmation. But they said the 54-year-old jurist's legal rulings and past statements are fair game. They cited her comment on judges making policy, now making the rounds on YouTube, and her ruling against white firefighters in New Haven, Conn., who charged reverse discrimination -- a case soon to be decided by the Supreme Court.</w:t>
         <w:br/>
-        <w:t>What is it about the case that ''tugged at every emotion,'' as Joyce Brothers puts it?</w:t>
+        <w:t>"She's bringing her ethnic heritage and her gender to decisions," said Wendy Long of the Judicial Confirmation Network, who led a conference call Tuesday with dozens of conservative activists.</w:t>
         <w:br/>
-        <w:t>''It has all the elements,'' Brothers said, ''murder, romantic entanglements, money, mystery.'' And anger.</w:t>
+        <w:t>Republicans who will help decide her fate mostly held their fire but said they will parse her words. "If she does consider herself a policymaker, that would be entirely wrong," said Sen. Chuck Grassley, R-Iowa. "She's supposed to interpret my policy."</w:t>
         <w:br/>
-        <w:t>''People are very angry that their emotions were manipulated. People very much resent being made a fool of and many people were very upset by this.''</w:t>
+        <w:t>Obama cited the empathy Sotomayor gained being raised in a housing project by a widow who worked six days a week. She would bring to the court "wisdom accumulated from an inspiring life's journey," he said.</w:t>
         <w:br/>
-        <w:t>After Charles used his car phone to beg for help during the shooting, the story seemed a tragic end for what the media dubbed the ''Camelot couple.''</w:t>
+        <w:t>Sotomayor was first nominated to a federal district court in 1991 by Republican George H.W. Bush. Seven current GOP senators supported her 1998 elevation to a federal appeals court by Democrat Bill Clinton. Eleven current GOP senators -- including Alabama's Jeff Sessions, now the Senate Judiciary Committee's top Republican -- voted no.</w:t>
         <w:br/>
-        <w:t>''Theoretically,'' said Brothers, ''they were very much in love … coming back from a natural childbirth class - from what was supposed to have been the happiest moment in their lives.''</w:t>
-        <w:br/>
-        <w:t>Now, Carol Stuart's family talks about the mirage of her ''totally happy life.''</w:t>
-        <w:br/>
-        <w:t>''It's unbelievable, we never would have guessed it in a million years,'' said her brother, Carl DiMaiti.</w:t>
-        <w:br/>
-        <w:t>''She was a little Cinderella,'' said Carol Dunn, who worked with Carol Stuart at Suffolk University Law School in Boston in 1983. ''She was a shining light. She was so bubbly. I never saw her in a bad mood.''</w:t>
-        <w:br/>
-        <w:t>Dark-haired and petite, Carol Stuart, 30, worried about her weight and always ate salads. Mostly, Dunn said, ''she worried about other people and took care of them.''</w:t>
-        <w:br/>
-        <w:t>Dunn was especially impressed with Carol Stuart's close relationship with her family and then-boyfriend. Charles Stuart, a former altar boy, was as quiet as she was outgoing, says Dunn.</w:t>
-        <w:br/>
-        <w:t>Remy Sharrillo, 69, of Medford, who knew Carol since she was 15, said her parents never wanted her to marry Charles.</w:t>
-        <w:br/>
-        <w:t>''He was a dishwasher,'' said Sharrillo. ''The father didn't like him at all and the wife wasn't that crazy about him either. They finally gave in. … She idolized the guy. She was nuts about him.''</w:t>
-        <w:br/>
-        <w:t>At the couple's slate-blue split-level on Reading's Harvest Street, a wreath with little blue teddy bears still hangs on the door. The light above the front door is on.</w:t>
-        <w:br/>
-        <w:t>The Revere neighborhood where Charles Stuart grew up is a tight-knit enclave of mostly working-class Irish families. Most have lived there for generations; many are related. Children play in the street while their parents socialize.</w:t>
-        <w:br/>
-        <w:t>''I feel bad for the family, because Charlie (Sr.) and Dot are nice people,'' says King, who lives behind the Stuarts. ''They're honest people. They didn't do anything wrong and they can't even walk out the door.''</w:t>
-        <w:br/>
-        <w:t>Neighbor Joanne Bogus, who has lived two houses down from the Stuarts for 14 years, said the Stuart boys were always together and that neighborhood children ''looked up to Chuckie (Charles Jr.).''</w:t>
-        <w:br/>
-        <w:t>King described Charles as the kind of boy who would shovel the snow off an elderly neighbor's steps in the winter. That he could have grown up to be a cold, calculated killer is hard to believe, she said.</w:t>
-        <w:br/>
-        <w:t>''It's really bizarre. This is definitely going to be a movie someday - it's better than the soap operas.''</w:t>
-        <w:br/>
-        <w:t>''Not once did Chuck Stuart give us any reason to believe he was anything but honest,'' said Jay Kakas, the owner at the fur store where Stuart worked. ''If he had, he would have been out of here long ago. Like everyone else, we were duped.''</w:t>
-        <w:br/>
-        <w:t>Contributing: Steve Marshall, John Larrabee.</w:t>
-        <w:br/>
-        <w:br/>
-        <w:t>Notes</w:t>
-        <w:br/>
-        <w:br/>
-        <w:t>Accompanies; Mayor; Boston's 'moving on'</w:t>
-        <w:br/>
-        <w:br/>
-        <w:t>Graphic</w:t>
-        <w:br/>
-        <w:br/>
-        <w:t xml:space="preserve"> </w:t>
-        <w:br/>
-        <w:t>PHOTO; b/w, Mark Garfinkel, AP (Murder Cases, boat and divers); PHOTO; b/w, AP (Murder Cases, Carol Stuart)</w:t>
-        <w:br/>
-        <w:t xml:space="preserve"> </w:t>
-        <w:br/>
-        <w:t>CUTLINE: SEEKING EVIDENCE: A diver hands a container to officials aboard a Boston police boat in the Pines River Tuesday. Police announced they may have found the weapon used in the Stuart case. CUTLINE: CAROL Stuart: Family described her as a woman with a totally happy life.'</w:t>
+        <w:t>University of Minnesota law professor Timothy Johnson said Republicans must be cautious about opposing Sotomayor and alienating Hispanic voters. Ed Gillespie, a counselor to former president George W. Bush, said principle comes first: "A lifetime appointment to the Supreme Court certainly warrants that."</w:t>
       </w:r>
     </w:p>
     <w:sectPr>
